--- a/masich/Колосов Д.Е. - Лабораторная работа №1.docx
+++ b/masich/Колосов Д.Е. - Лабораторная работа №1.docx
@@ -2663,9 +2663,9 @@
       <w:tblGrid>
         <w:gridCol w:w="1548"/>
         <w:gridCol w:w="1176"/>
-        <w:gridCol w:w="1665"/>
-        <w:gridCol w:w="1766"/>
-        <w:gridCol w:w="1651"/>
+        <w:gridCol w:w="1588"/>
+        <w:gridCol w:w="1718"/>
+        <w:gridCol w:w="1776"/>
         <w:gridCol w:w="697"/>
         <w:gridCol w:w="1176"/>
       </w:tblGrid>
@@ -3021,7 +3021,56 @@
                 <w:szCs w:val="23"/>
                 <w:lang w:val="ru-RU"/>
               </w:rPr>
-              <w:t>переменная</w:t>
+              <w:t>П</w:t>
+            </w:r>
+            <w:r>
+              <w:rPr>
+                <w:color w:val="0F1115"/>
+                <w:sz w:val="24"/>
+                <w:szCs w:val="23"/>
+                <w:lang w:val="ru-RU"/>
+              </w:rPr>
+              <w:t>еременная</w:t>
+            </w:r>
+          </w:p>
+          <w:p>
+            <w:pPr>
+              <w:spacing w:line="375" w:lineRule="atLeast"/>
+              <w:ind w:firstLine="0"/>
+              <w:jc w:val="left"/>
+              <w:rPr>
+                <w:color w:val="0F1115"/>
+                <w:sz w:val="24"/>
+                <w:szCs w:val="23"/>
+                <w:lang w:val="ru-RU"/>
+              </w:rPr>
+            </w:pPr>
+            <w:r>
+              <w:rPr>
+                <w:color w:val="0F1115"/>
+                <w:sz w:val="24"/>
+                <w:szCs w:val="23"/>
+                <w:lang w:val="ru-RU"/>
+              </w:rPr>
+              <w:t>(</w:t>
+            </w:r>
+            <w:r>
+              <w:rPr>
+                <w:color w:val="0F1115"/>
+                <w:sz w:val="24"/>
+                <w:szCs w:val="23"/>
+                <w:lang w:val="ru-RU"/>
+              </w:rPr>
+              <w:t>0 или более бит, при этом размер должен быть кратен 8 битам</w:t>
+            </w:r>
+            <w:r>
+              <w:rPr>
+                <w:color w:val="0F1115"/>
+                <w:sz w:val="24"/>
+                <w:szCs w:val="23"/>
+                <w:lang w:val="ru-RU"/>
+              </w:rPr>
+              <w:t>)</w:t>
             </w:r>
           </w:p>
         </w:tc>
@@ -3301,6 +3350,126 @@
         </w:tc>
       </w:tr>
     </w:tbl>
+    <w:p>
+      <w:pPr>
+        <w:rPr>
+          <w:lang w:val="ru-RU"/>
+        </w:rPr>
+      </w:pPr>
+      <w:bookmarkStart w:id="3" w:name="_GoBack"/>
+      <w:r>
+        <w:rPr>
+          <w:lang w:val="ru-RU"/>
+        </w:rPr>
+        <w:t xml:space="preserve">1 бит расширения (он же бит EA — </w:t>
+      </w:r>
+      <w:proofErr w:type="spellStart"/>
+      <w:r>
+        <w:rPr>
+          <w:lang w:val="ru-RU"/>
+        </w:rPr>
+        <w:t>Extension</w:t>
+      </w:r>
+      <w:proofErr w:type="spellEnd"/>
+      <w:r>
+        <w:rPr>
+          <w:lang w:val="ru-RU"/>
+        </w:rPr>
+        <w:t xml:space="preserve"> </w:t>
+      </w:r>
+      <w:proofErr w:type="spellStart"/>
+      <w:r>
+        <w:rPr>
+          <w:lang w:val="ru-RU"/>
+        </w:rPr>
+        <w:t>Address</w:t>
+      </w:r>
+      <w:proofErr w:type="spellEnd"/>
+      <w:r>
+        <w:rPr>
+          <w:lang w:val="ru-RU"/>
+        </w:rPr>
+        <w:t>) нужен для того, чтобы поле «Адрес» в HDLC не было жестко ограничено одним байтом, а могло быть переменной длины.</w:t>
+      </w:r>
+    </w:p>
+    <w:p>
+      <w:pPr>
+        <w:rPr>
+          <w:lang w:val="ru-RU"/>
+        </w:rPr>
+      </w:pPr>
+      <w:r>
+        <w:rPr>
+          <w:lang w:val="ru-RU"/>
+        </w:rPr>
+        <w:t>Приемник смотрит на бит расширения в каждом байте адреса:</w:t>
+      </w:r>
+    </w:p>
+    <w:p>
+      <w:pPr>
+        <w:rPr>
+          <w:lang w:val="ru-RU"/>
+        </w:rPr>
+      </w:pPr>
+      <w:r>
+        <w:rPr>
+          <w:lang w:val="ru-RU"/>
+        </w:rPr>
+        <w:lastRenderedPageBreak/>
+        <w:t>Если бит расширения = 0</w:t>
+      </w:r>
+      <w:r>
+        <w:rPr>
+          <w:lang w:val="ru-RU"/>
+        </w:rPr>
+        <w:t>: это</w:t>
+      </w:r>
+      <w:r>
+        <w:rPr>
+          <w:lang w:val="ru-RU"/>
+        </w:rPr>
+        <w:t xml:space="preserve"> значит «Продолжение следует». Следующий байт тоже является частью адреса.</w:t>
+      </w:r>
+    </w:p>
+    <w:p>
+      <w:pPr>
+        <w:rPr>
+          <w:lang w:val="ru-RU"/>
+        </w:rPr>
+      </w:pPr>
+      <w:r>
+        <w:rPr>
+          <w:lang w:val="ru-RU"/>
+        </w:rPr>
+        <w:t>Если бит расширения = 1</w:t>
+      </w:r>
+      <w:r>
+        <w:rPr>
+          <w:lang w:val="ru-RU"/>
+        </w:rPr>
+        <w:t>: это</w:t>
+      </w:r>
+      <w:r>
+        <w:rPr>
+          <w:lang w:val="ru-RU"/>
+        </w:rPr>
+        <w:t xml:space="preserve"> значит «Конец адреса». Текущий байт — последний в поле адреса.</w:t>
+      </w:r>
+    </w:p>
+    <w:p>
+      <w:pPr>
+        <w:rPr>
+          <w:lang w:val="ru-RU"/>
+        </w:rPr>
+      </w:pPr>
+      <w:r>
+        <w:rPr>
+          <w:lang w:val="ru-RU"/>
+        </w:rPr>
+        <w:t>Этот бит позволяет делать поле «Адрес» гибким — от 1 до бесконечности байт, экономя место в кадре для коротких адресов и позволяя использовать длинные адреса там, где это нужно.</w:t>
+      </w:r>
+    </w:p>
+    <w:bookmarkEnd w:id="3"/>
     <w:p>
       <w:pPr>
         <w:ind w:firstLine="0"/>
@@ -3716,6 +3885,36 @@
           <w:lang w:val="ru-RU"/>
         </w:rPr>
       </w:pPr>
+      <w:r>
+        <w:rPr>
+          <w:lang w:val="ru-RU"/>
+        </w:rPr>
+        <w:t xml:space="preserve">S-кадр </w:t>
+      </w:r>
+      <w:r>
+        <w:rPr>
+          <w:lang w:val="ru-RU"/>
+        </w:rPr>
+        <w:t>(</w:t>
+      </w:r>
+      <w:r>
+        <w:rPr>
+          <w:lang w:val="ru-RU"/>
+        </w:rPr>
+        <w:t>управляющий</w:t>
+      </w:r>
+      <w:r>
+        <w:rPr>
+          <w:lang w:val="ru-RU"/>
+        </w:rPr>
+        <w:t xml:space="preserve">) </w:t>
+      </w:r>
+      <w:r>
+        <w:rPr>
+          <w:lang w:val="ru-RU"/>
+        </w:rPr>
+        <w:t>(RR, REJ)</w:t>
+      </w:r>
     </w:p>
     <w:p>
       <w:pPr>
@@ -3728,8 +3927,19 @@
         <w:rPr>
           <w:lang w:val="ru-RU"/>
         </w:rPr>
-        <w:lastRenderedPageBreak/>
-        <w:t>S-кадр (RR, REJ)</w:t>
+        <w:t xml:space="preserve">Служат для </w:t>
+      </w:r>
+      <w:r>
+        <w:rPr>
+          <w:lang w:val="ru-RU"/>
+        </w:rPr>
+        <w:t>управления потоком данных и подтверждения приема</w:t>
+      </w:r>
+      <w:r>
+        <w:rPr>
+          <w:lang w:val="ru-RU"/>
+        </w:rPr>
+        <w:t>.</w:t>
       </w:r>
     </w:p>
     <w:tbl>
@@ -4263,8 +4473,6 @@
         </w:rPr>
         <w:t>.</w:t>
       </w:r>
-      <w:bookmarkStart w:id="3" w:name="_GoBack"/>
-      <w:bookmarkEnd w:id="3"/>
     </w:p>
     <w:p>
       <w:pPr>
@@ -4277,7 +4485,57 @@
         <w:rPr>
           <w:lang w:val="ru-RU"/>
         </w:rPr>
-        <w:t>U-кадр (SNRME, UA)</w:t>
+        <w:t xml:space="preserve">U-кадр </w:t>
+      </w:r>
+      <w:r>
+        <w:rPr>
+          <w:lang w:val="ru-RU"/>
+        </w:rPr>
+        <w:t>(</w:t>
+      </w:r>
+      <w:r>
+        <w:rPr>
+          <w:lang w:val="ru-RU"/>
+        </w:rPr>
+        <w:t>ненумерованный</w:t>
+      </w:r>
+      <w:r>
+        <w:rPr>
+          <w:lang w:val="ru-RU"/>
+        </w:rPr>
+        <w:t xml:space="preserve">) </w:t>
+      </w:r>
+      <w:r>
+        <w:rPr>
+          <w:lang w:val="ru-RU"/>
+        </w:rPr>
+        <w:t>(SNRME, UA)</w:t>
+      </w:r>
+    </w:p>
+    <w:p>
+      <w:pPr>
+        <w:ind w:firstLine="0"/>
+        <w:rPr>
+          <w:lang w:val="ru-RU"/>
+        </w:rPr>
+      </w:pPr>
+      <w:r>
+        <w:rPr>
+          <w:lang w:val="ru-RU"/>
+        </w:rPr>
+        <w:t>И</w:t>
+      </w:r>
+      <w:r>
+        <w:rPr>
+          <w:lang w:val="ru-RU"/>
+        </w:rPr>
+        <w:t>спользуются для установления соединения, разъединения и других служебных функций</w:t>
+      </w:r>
+      <w:r>
+        <w:rPr>
+          <w:lang w:val="ru-RU"/>
+        </w:rPr>
+        <w:t>.</w:t>
       </w:r>
     </w:p>
     <w:tbl>
@@ -4314,6 +4572,7 @@
                 <w:sz w:val="23"/>
                 <w:szCs w:val="23"/>
               </w:rPr>
+              <w:lastRenderedPageBreak/>
               <w:t>Биты</w:t>
             </w:r>
           </w:p>
@@ -4510,31 +4769,11 @@
             <w:pPr>
               <w:ind w:firstLine="0"/>
               <w:rPr>
-                <w:lang w:val="ru-RU"/>
-              </w:rPr>
-            </w:pPr>
-            <w:r>
-              <w:rPr>
                 <w:rStyle w:val="ac"/>
                 <w:color w:val="0F1115"/>
                 <w:sz w:val="23"/>
                 <w:szCs w:val="23"/>
               </w:rPr>
-              <w:t>Код команды</w:t>
-            </w:r>
-          </w:p>
-        </w:tc>
-        <w:tc>
-          <w:tcPr>
-            <w:tcW w:w="1613" w:type="dxa"/>
-            <w:vAlign w:val="center"/>
-          </w:tcPr>
-          <w:p>
-            <w:pPr>
-              <w:ind w:firstLine="0"/>
-              <w:rPr>
-                <w:lang w:val="ru-RU"/>
-              </w:rPr>
             </w:pPr>
             <w:r>
               <w:rPr>
@@ -4543,13 +4782,31 @@
                 <w:sz w:val="23"/>
                 <w:szCs w:val="23"/>
               </w:rPr>
-              <w:t>P/F</w:t>
-            </w:r>
-          </w:p>
-        </w:tc>
-        <w:tc>
-          <w:tcPr>
-            <w:tcW w:w="1614" w:type="dxa"/>
+              <w:t>Код команды</w:t>
+            </w:r>
+          </w:p>
+          <w:p>
+            <w:pPr>
+              <w:ind w:firstLine="0"/>
+              <w:rPr>
+                <w:sz w:val="23"/>
+                <w:szCs w:val="23"/>
+                <w:lang w:val="ru-RU"/>
+              </w:rPr>
+            </w:pPr>
+            <w:r>
+              <w:rPr>
+                <w:sz w:val="23"/>
+                <w:szCs w:val="23"/>
+                <w:lang w:val="ru-RU"/>
+              </w:rPr>
+              <w:t>(первая часть)</w:t>
+            </w:r>
+          </w:p>
+        </w:tc>
+        <w:tc>
+          <w:tcPr>
+            <w:tcW w:w="1613" w:type="dxa"/>
             <w:vAlign w:val="center"/>
           </w:tcPr>
           <w:p>
@@ -4566,7 +4823,49 @@
                 <w:sz w:val="23"/>
                 <w:szCs w:val="23"/>
               </w:rPr>
+              <w:t>P/F</w:t>
+            </w:r>
+          </w:p>
+        </w:tc>
+        <w:tc>
+          <w:tcPr>
+            <w:tcW w:w="1614" w:type="dxa"/>
+            <w:vAlign w:val="center"/>
+          </w:tcPr>
+          <w:p>
+            <w:pPr>
+              <w:ind w:firstLine="0"/>
+              <w:rPr>
+                <w:rStyle w:val="ac"/>
+                <w:color w:val="0F1115"/>
+                <w:sz w:val="23"/>
+                <w:szCs w:val="23"/>
+              </w:rPr>
+            </w:pPr>
+            <w:r>
+              <w:rPr>
+                <w:rStyle w:val="ac"/>
+                <w:color w:val="0F1115"/>
+                <w:sz w:val="23"/>
+                <w:szCs w:val="23"/>
+              </w:rPr>
               <w:t>Код команды</w:t>
+            </w:r>
+          </w:p>
+          <w:p>
+            <w:pPr>
+              <w:ind w:firstLine="0"/>
+              <w:rPr>
+                <w:lang w:val="ru-RU"/>
+              </w:rPr>
+            </w:pPr>
+            <w:r>
+              <w:rPr>
+                <w:sz w:val="23"/>
+                <w:szCs w:val="23"/>
+                <w:lang w:val="ru-RU"/>
+              </w:rPr>
+              <w:t>(первая часть)</w:t>
             </w:r>
           </w:p>
         </w:tc>
@@ -12318,6 +12617,7 @@
         <w:rPr>
           <w:lang w:val="ru-RU"/>
         </w:rPr>
+        <w:lastRenderedPageBreak/>
         <w:t xml:space="preserve">t: Станция A передаёт команду </w:t>
       </w:r>
       <w:r>
@@ -12768,7 +13068,6 @@
         <w:rPr>
           <w:lang w:val="ru-RU"/>
         </w:rPr>
-        <w:lastRenderedPageBreak/>
         <w:t>t+</w:t>
       </w:r>
       <w:r>
@@ -12957,6 +13256,18 @@
           <w:lang w:val="ru-RU"/>
         </w:rPr>
         <w:t xml:space="preserve"> Станция В отравляет кадры А</w:t>
+      </w:r>
+      <w:r>
+        <w:rPr>
+          <w:lang w:val="ru-RU"/>
+        </w:rPr>
+        <w:t xml:space="preserve"> (</w:t>
+      </w:r>
+      <w:r>
+        <w:rPr>
+          <w:lang w:val="ru-RU"/>
+        </w:rPr>
+        <w:t>окно закончилось)</w:t>
       </w:r>
     </w:p>
     <w:p>
@@ -12995,6 +13306,7 @@
         <w:rPr>
           <w:lang w:val="ru-RU"/>
         </w:rPr>
+        <w:lastRenderedPageBreak/>
         <w:br w:type="page"/>
       </w:r>
     </w:p>
@@ -14807,7 +15119,7 @@
 </file>
 
 <file path=customXml/itemProps1.xml><?xml version="1.0" encoding="utf-8"?>
-<ds:datastoreItem xmlns:ds="http://schemas.openxmlformats.org/officeDocument/2006/customXml" ds:itemID="{FB1828B0-B241-4CAF-B8BD-8925946A2151}">
+<ds:datastoreItem xmlns:ds="http://schemas.openxmlformats.org/officeDocument/2006/customXml" ds:itemID="{187B09BD-450A-4491-B113-2D34709D423C}">
   <ds:schemaRefs>
     <ds:schemaRef ds:uri="http://schemas.openxmlformats.org/officeDocument/2006/bibliography"/>
   </ds:schemaRefs>

--- a/masich/Колосов Д.Е. - Лабораторная работа №1.docx
+++ b/masich/Колосов Д.Е. - Лабораторная работа №1.docx
@@ -3356,7 +3356,6 @@
           <w:lang w:val="ru-RU"/>
         </w:rPr>
       </w:pPr>
-      <w:bookmarkStart w:id="3" w:name="_GoBack"/>
       <w:r>
         <w:rPr>
           <w:lang w:val="ru-RU"/>
@@ -3469,7 +3468,6 @@
         <w:t>Этот бит позволяет делать поле «Адрес» гибким — от 1 до бесконечности байт, экономя место в кадре для коротких адресов и позволяя использовать длинные адреса там, где это нужно.</w:t>
       </w:r>
     </w:p>
-    <w:bookmarkEnd w:id="3"/>
     <w:p>
       <w:pPr>
         <w:ind w:firstLine="0"/>
@@ -5009,6 +5007,966 @@
       <w:pPr>
         <w:ind w:firstLine="0"/>
         <w:rPr>
+          <w:lang w:val="en-US"/>
+        </w:rPr>
+      </w:pPr>
+      <w:r>
+        <w:rPr>
+          <w:lang w:val="en-US"/>
+        </w:rPr>
+        <w:t>SNRM:</w:t>
+      </w:r>
+    </w:p>
+    <w:tbl>
+      <w:tblPr>
+        <w:tblStyle w:val="a7"/>
+        <w:tblW w:w="0" w:type="auto"/>
+        <w:tblLook w:val="04A0" w:firstRow="1" w:lastRow="0" w:firstColumn="1" w:lastColumn="0" w:noHBand="0" w:noVBand="1"/>
+      </w:tblPr>
+      <w:tblGrid>
+        <w:gridCol w:w="1613"/>
+        <w:gridCol w:w="1613"/>
+        <w:gridCol w:w="1613"/>
+        <w:gridCol w:w="1613"/>
+        <w:gridCol w:w="1613"/>
+        <w:gridCol w:w="1614"/>
+      </w:tblGrid>
+      <w:tr>
+        <w:tc>
+          <w:tcPr>
+            <w:tcW w:w="1613" w:type="dxa"/>
+            <w:vAlign w:val="center"/>
+          </w:tcPr>
+          <w:p>
+            <w:pPr>
+              <w:ind w:firstLine="0"/>
+              <w:rPr>
+                <w:lang w:val="ru-RU"/>
+              </w:rPr>
+            </w:pPr>
+            <w:r>
+              <w:rPr>
+                <w:rStyle w:val="ac"/>
+                <w:color w:val="0F1115"/>
+                <w:sz w:val="23"/>
+                <w:szCs w:val="23"/>
+              </w:rPr>
+              <w:t>Биты</w:t>
+            </w:r>
+          </w:p>
+        </w:tc>
+        <w:tc>
+          <w:tcPr>
+            <w:tcW w:w="1613" w:type="dxa"/>
+            <w:vAlign w:val="center"/>
+          </w:tcPr>
+          <w:p>
+            <w:pPr>
+              <w:ind w:firstLine="0"/>
+              <w:rPr>
+                <w:lang w:val="ru-RU"/>
+              </w:rPr>
+            </w:pPr>
+            <w:r>
+              <w:rPr>
+                <w:rStyle w:val="ac"/>
+                <w:color w:val="0F1115"/>
+                <w:sz w:val="23"/>
+                <w:szCs w:val="23"/>
+              </w:rPr>
+              <w:t>0</w:t>
+            </w:r>
+          </w:p>
+        </w:tc>
+        <w:tc>
+          <w:tcPr>
+            <w:tcW w:w="1613" w:type="dxa"/>
+            <w:vAlign w:val="center"/>
+          </w:tcPr>
+          <w:p>
+            <w:pPr>
+              <w:ind w:firstLine="0"/>
+              <w:rPr>
+                <w:lang w:val="ru-RU"/>
+              </w:rPr>
+            </w:pPr>
+            <w:r>
+              <w:rPr>
+                <w:rStyle w:val="ac"/>
+                <w:color w:val="0F1115"/>
+                <w:sz w:val="23"/>
+                <w:szCs w:val="23"/>
+              </w:rPr>
+              <w:t>1</w:t>
+            </w:r>
+          </w:p>
+        </w:tc>
+        <w:tc>
+          <w:tcPr>
+            <w:tcW w:w="1613" w:type="dxa"/>
+            <w:vAlign w:val="center"/>
+          </w:tcPr>
+          <w:p>
+            <w:pPr>
+              <w:ind w:firstLine="0"/>
+              <w:rPr>
+                <w:lang w:val="ru-RU"/>
+              </w:rPr>
+            </w:pPr>
+            <w:r>
+              <w:rPr>
+                <w:rStyle w:val="ac"/>
+                <w:color w:val="0F1115"/>
+                <w:sz w:val="23"/>
+                <w:szCs w:val="23"/>
+              </w:rPr>
+              <w:t>2-7</w:t>
+            </w:r>
+          </w:p>
+        </w:tc>
+        <w:tc>
+          <w:tcPr>
+            <w:tcW w:w="1613" w:type="dxa"/>
+            <w:vAlign w:val="center"/>
+          </w:tcPr>
+          <w:p>
+            <w:pPr>
+              <w:ind w:firstLine="0"/>
+              <w:rPr>
+                <w:lang w:val="ru-RU"/>
+              </w:rPr>
+            </w:pPr>
+            <w:r>
+              <w:rPr>
+                <w:rStyle w:val="ac"/>
+                <w:color w:val="0F1115"/>
+                <w:sz w:val="23"/>
+                <w:szCs w:val="23"/>
+              </w:rPr>
+              <w:t>8</w:t>
+            </w:r>
+          </w:p>
+        </w:tc>
+        <w:tc>
+          <w:tcPr>
+            <w:tcW w:w="1614" w:type="dxa"/>
+            <w:vAlign w:val="center"/>
+          </w:tcPr>
+          <w:p>
+            <w:pPr>
+              <w:ind w:firstLine="0"/>
+              <w:rPr>
+                <w:lang w:val="ru-RU"/>
+              </w:rPr>
+            </w:pPr>
+            <w:r>
+              <w:rPr>
+                <w:rStyle w:val="ac"/>
+                <w:color w:val="0F1115"/>
+                <w:sz w:val="23"/>
+                <w:szCs w:val="23"/>
+              </w:rPr>
+              <w:t>9-15</w:t>
+            </w:r>
+          </w:p>
+        </w:tc>
+      </w:tr>
+      <w:tr>
+        <w:tc>
+          <w:tcPr>
+            <w:tcW w:w="1613" w:type="dxa"/>
+            <w:vAlign w:val="center"/>
+          </w:tcPr>
+          <w:p>
+            <w:pPr>
+              <w:ind w:firstLine="0"/>
+              <w:rPr>
+                <w:lang w:val="ru-RU"/>
+              </w:rPr>
+            </w:pPr>
+            <w:r>
+              <w:rPr>
+                <w:color w:val="0F1115"/>
+                <w:sz w:val="23"/>
+                <w:szCs w:val="23"/>
+              </w:rPr>
+              <w:t>Назначение</w:t>
+            </w:r>
+          </w:p>
+        </w:tc>
+        <w:tc>
+          <w:tcPr>
+            <w:tcW w:w="1613" w:type="dxa"/>
+            <w:vAlign w:val="center"/>
+          </w:tcPr>
+          <w:p>
+            <w:pPr>
+              <w:ind w:firstLine="0"/>
+              <w:rPr>
+                <w:lang w:val="ru-RU"/>
+              </w:rPr>
+            </w:pPr>
+            <w:r>
+              <w:rPr>
+                <w:color w:val="0F1115"/>
+                <w:sz w:val="23"/>
+                <w:szCs w:val="23"/>
+              </w:rPr>
+              <w:t>Тип</w:t>
+            </w:r>
+          </w:p>
+        </w:tc>
+        <w:tc>
+          <w:tcPr>
+            <w:tcW w:w="1613" w:type="dxa"/>
+            <w:vAlign w:val="center"/>
+          </w:tcPr>
+          <w:p>
+            <w:pPr>
+              <w:ind w:firstLine="0"/>
+              <w:rPr>
+                <w:lang w:val="ru-RU"/>
+              </w:rPr>
+            </w:pPr>
+            <w:r>
+              <w:rPr>
+                <w:color w:val="0F1115"/>
+                <w:sz w:val="23"/>
+                <w:szCs w:val="23"/>
+              </w:rPr>
+              <w:t>Тип</w:t>
+            </w:r>
+          </w:p>
+        </w:tc>
+        <w:tc>
+          <w:tcPr>
+            <w:tcW w:w="1613" w:type="dxa"/>
+            <w:vAlign w:val="center"/>
+          </w:tcPr>
+          <w:p>
+            <w:pPr>
+              <w:ind w:firstLine="0"/>
+              <w:rPr>
+                <w:rStyle w:val="ac"/>
+                <w:color w:val="0F1115"/>
+                <w:sz w:val="23"/>
+                <w:szCs w:val="23"/>
+              </w:rPr>
+            </w:pPr>
+            <w:r>
+              <w:rPr>
+                <w:rStyle w:val="ac"/>
+                <w:color w:val="0F1115"/>
+                <w:sz w:val="23"/>
+                <w:szCs w:val="23"/>
+              </w:rPr>
+              <w:t>Код команды</w:t>
+            </w:r>
+          </w:p>
+          <w:p>
+            <w:pPr>
+              <w:ind w:firstLine="0"/>
+              <w:rPr>
+                <w:sz w:val="23"/>
+                <w:szCs w:val="23"/>
+                <w:lang w:val="ru-RU"/>
+              </w:rPr>
+            </w:pPr>
+            <w:r>
+              <w:rPr>
+                <w:sz w:val="23"/>
+                <w:szCs w:val="23"/>
+                <w:lang w:val="ru-RU"/>
+              </w:rPr>
+              <w:t>(первая часть)</w:t>
+            </w:r>
+          </w:p>
+        </w:tc>
+        <w:tc>
+          <w:tcPr>
+            <w:tcW w:w="1613" w:type="dxa"/>
+            <w:vAlign w:val="center"/>
+          </w:tcPr>
+          <w:p>
+            <w:pPr>
+              <w:ind w:firstLine="0"/>
+              <w:rPr>
+                <w:lang w:val="ru-RU"/>
+              </w:rPr>
+            </w:pPr>
+            <w:r>
+              <w:rPr>
+                <w:rStyle w:val="ac"/>
+                <w:color w:val="0F1115"/>
+                <w:sz w:val="23"/>
+                <w:szCs w:val="23"/>
+              </w:rPr>
+              <w:t>P/F</w:t>
+            </w:r>
+          </w:p>
+        </w:tc>
+        <w:tc>
+          <w:tcPr>
+            <w:tcW w:w="1614" w:type="dxa"/>
+            <w:vAlign w:val="center"/>
+          </w:tcPr>
+          <w:p>
+            <w:pPr>
+              <w:ind w:firstLine="0"/>
+              <w:rPr>
+                <w:rStyle w:val="ac"/>
+                <w:color w:val="0F1115"/>
+                <w:sz w:val="23"/>
+                <w:szCs w:val="23"/>
+              </w:rPr>
+            </w:pPr>
+            <w:r>
+              <w:rPr>
+                <w:rStyle w:val="ac"/>
+                <w:color w:val="0F1115"/>
+                <w:sz w:val="23"/>
+                <w:szCs w:val="23"/>
+              </w:rPr>
+              <w:t>Код команды</w:t>
+            </w:r>
+          </w:p>
+          <w:p>
+            <w:pPr>
+              <w:ind w:firstLine="0"/>
+              <w:rPr>
+                <w:lang w:val="ru-RU"/>
+              </w:rPr>
+            </w:pPr>
+            <w:r>
+              <w:rPr>
+                <w:sz w:val="23"/>
+                <w:szCs w:val="23"/>
+                <w:lang w:val="ru-RU"/>
+              </w:rPr>
+              <w:t>(первая часть)</w:t>
+            </w:r>
+          </w:p>
+        </w:tc>
+      </w:tr>
+      <w:tr>
+        <w:tc>
+          <w:tcPr>
+            <w:tcW w:w="1613" w:type="dxa"/>
+            <w:vAlign w:val="center"/>
+          </w:tcPr>
+          <w:p>
+            <w:pPr>
+              <w:ind w:firstLine="0"/>
+              <w:rPr>
+                <w:lang w:val="ru-RU"/>
+              </w:rPr>
+            </w:pPr>
+            <w:r>
+              <w:rPr>
+                <w:color w:val="0F1115"/>
+                <w:sz w:val="23"/>
+                <w:szCs w:val="23"/>
+              </w:rPr>
+              <w:t>Значение</w:t>
+            </w:r>
+          </w:p>
+        </w:tc>
+        <w:tc>
+          <w:tcPr>
+            <w:tcW w:w="1613" w:type="dxa"/>
+            <w:vAlign w:val="center"/>
+          </w:tcPr>
+          <w:p>
+            <w:pPr>
+              <w:ind w:firstLine="0"/>
+              <w:rPr>
+                <w:lang w:val="ru-RU"/>
+              </w:rPr>
+            </w:pPr>
+            <w:r>
+              <w:rPr>
+                <w:color w:val="0F1115"/>
+                <w:sz w:val="23"/>
+                <w:szCs w:val="23"/>
+              </w:rPr>
+              <w:t>1</w:t>
+            </w:r>
+          </w:p>
+        </w:tc>
+        <w:tc>
+          <w:tcPr>
+            <w:tcW w:w="1613" w:type="dxa"/>
+            <w:vAlign w:val="center"/>
+          </w:tcPr>
+          <w:p>
+            <w:pPr>
+              <w:ind w:firstLine="0"/>
+              <w:rPr>
+                <w:lang w:val="ru-RU"/>
+              </w:rPr>
+            </w:pPr>
+            <w:r>
+              <w:rPr>
+                <w:color w:val="0F1115"/>
+                <w:sz w:val="23"/>
+                <w:szCs w:val="23"/>
+              </w:rPr>
+              <w:t>1</w:t>
+            </w:r>
+          </w:p>
+        </w:tc>
+        <w:tc>
+          <w:tcPr>
+            <w:tcW w:w="1613" w:type="dxa"/>
+            <w:vAlign w:val="center"/>
+          </w:tcPr>
+          <w:p>
+            <w:pPr>
+              <w:ind w:firstLine="0"/>
+              <w:rPr>
+                <w:lang w:val="ru-RU"/>
+              </w:rPr>
+            </w:pPr>
+            <w:r>
+              <w:rPr>
+                <w:color w:val="0F1115"/>
+                <w:sz w:val="23"/>
+                <w:szCs w:val="23"/>
+              </w:rPr>
+              <w:t>100011</w:t>
+            </w:r>
+          </w:p>
+        </w:tc>
+        <w:tc>
+          <w:tcPr>
+            <w:tcW w:w="1613" w:type="dxa"/>
+            <w:vAlign w:val="center"/>
+          </w:tcPr>
+          <w:p>
+            <w:pPr>
+              <w:ind w:firstLine="0"/>
+              <w:rPr>
+                <w:lang w:val="ru-RU"/>
+              </w:rPr>
+            </w:pPr>
+            <w:r>
+              <w:rPr>
+                <w:color w:val="0F1115"/>
+                <w:sz w:val="23"/>
+                <w:szCs w:val="23"/>
+              </w:rPr>
+              <w:t>0 или 1</w:t>
+            </w:r>
+          </w:p>
+        </w:tc>
+        <w:tc>
+          <w:tcPr>
+            <w:tcW w:w="1614" w:type="dxa"/>
+            <w:vAlign w:val="center"/>
+          </w:tcPr>
+          <w:p>
+            <w:pPr>
+              <w:ind w:firstLine="0"/>
+              <w:rPr>
+                <w:lang w:val="ru-RU"/>
+              </w:rPr>
+            </w:pPr>
+            <w:r>
+              <w:rPr>
+                <w:color w:val="0F1115"/>
+                <w:sz w:val="23"/>
+                <w:szCs w:val="23"/>
+              </w:rPr>
+              <w:t>0000011</w:t>
+            </w:r>
+          </w:p>
+        </w:tc>
+      </w:tr>
+    </w:tbl>
+    <w:p>
+      <w:pPr>
+        <w:ind w:firstLine="0"/>
+        <w:rPr>
+          <w:lang w:val="en-US"/>
+        </w:rPr>
+      </w:pPr>
+      <w:r>
+        <w:rPr>
+          <w:lang w:val="en-US"/>
+        </w:rPr>
+        <w:t>UA:</w:t>
+      </w:r>
+    </w:p>
+    <w:tbl>
+      <w:tblPr>
+        <w:tblStyle w:val="a7"/>
+        <w:tblW w:w="0" w:type="auto"/>
+        <w:tblLook w:val="04A0" w:firstRow="1" w:lastRow="0" w:firstColumn="1" w:lastColumn="0" w:noHBand="0" w:noVBand="1"/>
+      </w:tblPr>
+      <w:tblGrid>
+        <w:gridCol w:w="1613"/>
+        <w:gridCol w:w="1613"/>
+        <w:gridCol w:w="1613"/>
+        <w:gridCol w:w="1613"/>
+        <w:gridCol w:w="1613"/>
+        <w:gridCol w:w="1614"/>
+      </w:tblGrid>
+      <w:tr>
+        <w:tc>
+          <w:tcPr>
+            <w:tcW w:w="1613" w:type="dxa"/>
+            <w:vAlign w:val="center"/>
+          </w:tcPr>
+          <w:p>
+            <w:pPr>
+              <w:ind w:firstLine="0"/>
+              <w:rPr>
+                <w:lang w:val="ru-RU"/>
+              </w:rPr>
+            </w:pPr>
+            <w:r>
+              <w:rPr>
+                <w:rStyle w:val="ac"/>
+                <w:color w:val="0F1115"/>
+                <w:sz w:val="23"/>
+                <w:szCs w:val="23"/>
+              </w:rPr>
+              <w:t>Биты</w:t>
+            </w:r>
+          </w:p>
+        </w:tc>
+        <w:tc>
+          <w:tcPr>
+            <w:tcW w:w="1613" w:type="dxa"/>
+            <w:vAlign w:val="center"/>
+          </w:tcPr>
+          <w:p>
+            <w:pPr>
+              <w:ind w:firstLine="0"/>
+              <w:rPr>
+                <w:lang w:val="ru-RU"/>
+              </w:rPr>
+            </w:pPr>
+            <w:r>
+              <w:rPr>
+                <w:rStyle w:val="ac"/>
+                <w:color w:val="0F1115"/>
+                <w:sz w:val="23"/>
+                <w:szCs w:val="23"/>
+              </w:rPr>
+              <w:t>0</w:t>
+            </w:r>
+          </w:p>
+        </w:tc>
+        <w:tc>
+          <w:tcPr>
+            <w:tcW w:w="1613" w:type="dxa"/>
+            <w:vAlign w:val="center"/>
+          </w:tcPr>
+          <w:p>
+            <w:pPr>
+              <w:ind w:firstLine="0"/>
+              <w:rPr>
+                <w:lang w:val="ru-RU"/>
+              </w:rPr>
+            </w:pPr>
+            <w:r>
+              <w:rPr>
+                <w:rStyle w:val="ac"/>
+                <w:color w:val="0F1115"/>
+                <w:sz w:val="23"/>
+                <w:szCs w:val="23"/>
+              </w:rPr>
+              <w:t>1</w:t>
+            </w:r>
+          </w:p>
+        </w:tc>
+        <w:tc>
+          <w:tcPr>
+            <w:tcW w:w="1613" w:type="dxa"/>
+            <w:vAlign w:val="center"/>
+          </w:tcPr>
+          <w:p>
+            <w:pPr>
+              <w:ind w:firstLine="0"/>
+              <w:rPr>
+                <w:lang w:val="ru-RU"/>
+              </w:rPr>
+            </w:pPr>
+            <w:r>
+              <w:rPr>
+                <w:rStyle w:val="ac"/>
+                <w:color w:val="0F1115"/>
+                <w:sz w:val="23"/>
+                <w:szCs w:val="23"/>
+              </w:rPr>
+              <w:t>2-7</w:t>
+            </w:r>
+          </w:p>
+        </w:tc>
+        <w:tc>
+          <w:tcPr>
+            <w:tcW w:w="1613" w:type="dxa"/>
+            <w:vAlign w:val="center"/>
+          </w:tcPr>
+          <w:p>
+            <w:pPr>
+              <w:ind w:firstLine="0"/>
+              <w:rPr>
+                <w:lang w:val="ru-RU"/>
+              </w:rPr>
+            </w:pPr>
+            <w:r>
+              <w:rPr>
+                <w:rStyle w:val="ac"/>
+                <w:color w:val="0F1115"/>
+                <w:sz w:val="23"/>
+                <w:szCs w:val="23"/>
+              </w:rPr>
+              <w:t>8</w:t>
+            </w:r>
+          </w:p>
+        </w:tc>
+        <w:tc>
+          <w:tcPr>
+            <w:tcW w:w="1614" w:type="dxa"/>
+            <w:vAlign w:val="center"/>
+          </w:tcPr>
+          <w:p>
+            <w:pPr>
+              <w:ind w:firstLine="0"/>
+              <w:rPr>
+                <w:lang w:val="ru-RU"/>
+              </w:rPr>
+            </w:pPr>
+            <w:r>
+              <w:rPr>
+                <w:rStyle w:val="ac"/>
+                <w:color w:val="0F1115"/>
+                <w:sz w:val="23"/>
+                <w:szCs w:val="23"/>
+              </w:rPr>
+              <w:t>9-15</w:t>
+            </w:r>
+          </w:p>
+        </w:tc>
+      </w:tr>
+      <w:tr>
+        <w:tc>
+          <w:tcPr>
+            <w:tcW w:w="1613" w:type="dxa"/>
+            <w:vAlign w:val="center"/>
+          </w:tcPr>
+          <w:p>
+            <w:pPr>
+              <w:ind w:firstLine="0"/>
+              <w:rPr>
+                <w:lang w:val="ru-RU"/>
+              </w:rPr>
+            </w:pPr>
+            <w:r>
+              <w:rPr>
+                <w:color w:val="0F1115"/>
+                <w:sz w:val="23"/>
+                <w:szCs w:val="23"/>
+              </w:rPr>
+              <w:t>Назначение</w:t>
+            </w:r>
+          </w:p>
+        </w:tc>
+        <w:tc>
+          <w:tcPr>
+            <w:tcW w:w="1613" w:type="dxa"/>
+            <w:vAlign w:val="center"/>
+          </w:tcPr>
+          <w:p>
+            <w:pPr>
+              <w:ind w:firstLine="0"/>
+              <w:rPr>
+                <w:lang w:val="ru-RU"/>
+              </w:rPr>
+            </w:pPr>
+            <w:r>
+              <w:rPr>
+                <w:color w:val="0F1115"/>
+                <w:sz w:val="23"/>
+                <w:szCs w:val="23"/>
+              </w:rPr>
+              <w:t>Тип</w:t>
+            </w:r>
+          </w:p>
+        </w:tc>
+        <w:tc>
+          <w:tcPr>
+            <w:tcW w:w="1613" w:type="dxa"/>
+            <w:vAlign w:val="center"/>
+          </w:tcPr>
+          <w:p>
+            <w:pPr>
+              <w:ind w:firstLine="0"/>
+              <w:rPr>
+                <w:lang w:val="ru-RU"/>
+              </w:rPr>
+            </w:pPr>
+            <w:r>
+              <w:rPr>
+                <w:color w:val="0F1115"/>
+                <w:sz w:val="23"/>
+                <w:szCs w:val="23"/>
+              </w:rPr>
+              <w:t>Тип</w:t>
+            </w:r>
+          </w:p>
+        </w:tc>
+        <w:tc>
+          <w:tcPr>
+            <w:tcW w:w="1613" w:type="dxa"/>
+            <w:vAlign w:val="center"/>
+          </w:tcPr>
+          <w:p>
+            <w:pPr>
+              <w:ind w:firstLine="0"/>
+              <w:rPr>
+                <w:rStyle w:val="ac"/>
+                <w:color w:val="0F1115"/>
+                <w:sz w:val="23"/>
+                <w:szCs w:val="23"/>
+              </w:rPr>
+            </w:pPr>
+            <w:r>
+              <w:rPr>
+                <w:rStyle w:val="ac"/>
+                <w:color w:val="0F1115"/>
+                <w:sz w:val="23"/>
+                <w:szCs w:val="23"/>
+              </w:rPr>
+              <w:t>Код команды</w:t>
+            </w:r>
+          </w:p>
+          <w:p>
+            <w:pPr>
+              <w:ind w:firstLine="0"/>
+              <w:rPr>
+                <w:sz w:val="23"/>
+                <w:szCs w:val="23"/>
+                <w:lang w:val="ru-RU"/>
+              </w:rPr>
+            </w:pPr>
+            <w:r>
+              <w:rPr>
+                <w:sz w:val="23"/>
+                <w:szCs w:val="23"/>
+                <w:lang w:val="ru-RU"/>
+              </w:rPr>
+              <w:t>(первая часть)</w:t>
+            </w:r>
+          </w:p>
+        </w:tc>
+        <w:tc>
+          <w:tcPr>
+            <w:tcW w:w="1613" w:type="dxa"/>
+            <w:vAlign w:val="center"/>
+          </w:tcPr>
+          <w:p>
+            <w:pPr>
+              <w:ind w:firstLine="0"/>
+              <w:rPr>
+                <w:lang w:val="ru-RU"/>
+              </w:rPr>
+            </w:pPr>
+            <w:r>
+              <w:rPr>
+                <w:rStyle w:val="ac"/>
+                <w:color w:val="0F1115"/>
+                <w:sz w:val="23"/>
+                <w:szCs w:val="23"/>
+              </w:rPr>
+              <w:t>P/F</w:t>
+            </w:r>
+          </w:p>
+        </w:tc>
+        <w:tc>
+          <w:tcPr>
+            <w:tcW w:w="1614" w:type="dxa"/>
+            <w:vAlign w:val="center"/>
+          </w:tcPr>
+          <w:p>
+            <w:pPr>
+              <w:ind w:firstLine="0"/>
+              <w:rPr>
+                <w:rStyle w:val="ac"/>
+                <w:color w:val="0F1115"/>
+                <w:sz w:val="23"/>
+                <w:szCs w:val="23"/>
+              </w:rPr>
+            </w:pPr>
+            <w:r>
+              <w:rPr>
+                <w:rStyle w:val="ac"/>
+                <w:color w:val="0F1115"/>
+                <w:sz w:val="23"/>
+                <w:szCs w:val="23"/>
+              </w:rPr>
+              <w:t>Код команды</w:t>
+            </w:r>
+          </w:p>
+          <w:p>
+            <w:pPr>
+              <w:ind w:firstLine="0"/>
+              <w:rPr>
+                <w:lang w:val="ru-RU"/>
+              </w:rPr>
+            </w:pPr>
+            <w:r>
+              <w:rPr>
+                <w:sz w:val="23"/>
+                <w:szCs w:val="23"/>
+                <w:lang w:val="ru-RU"/>
+              </w:rPr>
+              <w:t>(первая часть)</w:t>
+            </w:r>
+          </w:p>
+        </w:tc>
+      </w:tr>
+      <w:tr>
+        <w:tc>
+          <w:tcPr>
+            <w:tcW w:w="1613" w:type="dxa"/>
+            <w:vAlign w:val="center"/>
+          </w:tcPr>
+          <w:p>
+            <w:pPr>
+              <w:ind w:firstLine="0"/>
+              <w:rPr>
+                <w:lang w:val="ru-RU"/>
+              </w:rPr>
+            </w:pPr>
+            <w:r>
+              <w:rPr>
+                <w:color w:val="0F1115"/>
+                <w:sz w:val="23"/>
+                <w:szCs w:val="23"/>
+              </w:rPr>
+              <w:t>Значение</w:t>
+            </w:r>
+          </w:p>
+        </w:tc>
+        <w:tc>
+          <w:tcPr>
+            <w:tcW w:w="1613" w:type="dxa"/>
+            <w:vAlign w:val="center"/>
+          </w:tcPr>
+          <w:p>
+            <w:pPr>
+              <w:ind w:firstLine="0"/>
+              <w:rPr>
+                <w:lang w:val="ru-RU"/>
+              </w:rPr>
+            </w:pPr>
+            <w:r>
+              <w:rPr>
+                <w:color w:val="0F1115"/>
+                <w:sz w:val="23"/>
+                <w:szCs w:val="23"/>
+              </w:rPr>
+              <w:t>1</w:t>
+            </w:r>
+          </w:p>
+        </w:tc>
+        <w:tc>
+          <w:tcPr>
+            <w:tcW w:w="1613" w:type="dxa"/>
+            <w:vAlign w:val="center"/>
+          </w:tcPr>
+          <w:p>
+            <w:pPr>
+              <w:ind w:firstLine="0"/>
+              <w:rPr>
+                <w:lang w:val="ru-RU"/>
+              </w:rPr>
+            </w:pPr>
+            <w:r>
+              <w:rPr>
+                <w:color w:val="0F1115"/>
+                <w:sz w:val="23"/>
+                <w:szCs w:val="23"/>
+              </w:rPr>
+              <w:t>1</w:t>
+            </w:r>
+          </w:p>
+        </w:tc>
+        <w:tc>
+          <w:tcPr>
+            <w:tcW w:w="1613" w:type="dxa"/>
+            <w:vAlign w:val="center"/>
+          </w:tcPr>
+          <w:p>
+            <w:pPr>
+              <w:ind w:firstLine="0"/>
+              <w:rPr>
+                <w:lang w:val="ru-RU"/>
+              </w:rPr>
+            </w:pPr>
+            <w:r>
+              <w:rPr>
+                <w:color w:val="0F1115"/>
+                <w:sz w:val="23"/>
+                <w:szCs w:val="23"/>
+              </w:rPr>
+              <w:t>011000</w:t>
+            </w:r>
+          </w:p>
+        </w:tc>
+        <w:tc>
+          <w:tcPr>
+            <w:tcW w:w="1613" w:type="dxa"/>
+            <w:vAlign w:val="center"/>
+          </w:tcPr>
+          <w:p>
+            <w:pPr>
+              <w:ind w:firstLine="0"/>
+              <w:rPr>
+                <w:lang w:val="ru-RU"/>
+              </w:rPr>
+            </w:pPr>
+            <w:r>
+              <w:rPr>
+                <w:color w:val="0F1115"/>
+                <w:sz w:val="23"/>
+                <w:szCs w:val="23"/>
+              </w:rPr>
+              <w:t>0 или 1</w:t>
+            </w:r>
+          </w:p>
+        </w:tc>
+        <w:tc>
+          <w:tcPr>
+            <w:tcW w:w="1614" w:type="dxa"/>
+            <w:vAlign w:val="center"/>
+          </w:tcPr>
+          <w:p>
+            <w:pPr>
+              <w:ind w:firstLine="0"/>
+              <w:rPr>
+                <w:lang w:val="ru-RU"/>
+              </w:rPr>
+            </w:pPr>
+            <w:r>
+              <w:rPr>
+                <w:color w:val="0F1115"/>
+                <w:sz w:val="23"/>
+                <w:szCs w:val="23"/>
+              </w:rPr>
+              <w:t>0000011</w:t>
+            </w:r>
+          </w:p>
+        </w:tc>
+      </w:tr>
+    </w:tbl>
+    <w:p>
+      <w:pPr>
+        <w:ind w:firstLine="0"/>
+        <w:rPr>
           <w:lang w:val="ru-RU"/>
         </w:rPr>
       </w:pPr>
@@ -5017,11 +5975,11 @@
       <w:pPr>
         <w:pStyle w:val="1"/>
       </w:pPr>
-      <w:bookmarkStart w:id="4" w:name="_Toc222328175"/>
+      <w:bookmarkStart w:id="3" w:name="_Toc222328175"/>
       <w:r>
         <w:t>Ход работы</w:t>
       </w:r>
-      <w:bookmarkEnd w:id="4"/>
+      <w:bookmarkEnd w:id="3"/>
     </w:p>
     <w:p>
       <w:pPr>
@@ -6436,25 +7394,18 @@
     </w:tbl>
     <w:p>
       <w:pPr>
+        <w:jc w:val="right"/>
         <w:rPr>
           <w:noProof/>
           <w:lang w:val="ru-RU"/>
         </w:rPr>
       </w:pPr>
-    </w:p>
-    <w:p>
-      <w:pPr>
-        <w:jc w:val="right"/>
+      <w:r>
         <w:rPr>
           <w:noProof/>
           <w:lang w:val="ru-RU"/>
         </w:rPr>
-      </w:pPr>
-      <w:r>
-        <w:rPr>
-          <w:noProof/>
-          <w:lang w:val="ru-RU"/>
-        </w:rPr>
+        <w:lastRenderedPageBreak/>
         <w:t>Продолжение таблицы 1</w:t>
       </w:r>
     </w:p>
@@ -11304,6 +12255,7 @@
           <w:noProof/>
           <w:lang w:val="en-US"/>
         </w:rPr>
+        <w:lastRenderedPageBreak/>
         <w:t>Продолжение таблицы 1</w:t>
       </w:r>
     </w:p>
@@ -12617,7 +13569,6 @@
         <w:rPr>
           <w:lang w:val="ru-RU"/>
         </w:rPr>
-        <w:lastRenderedPageBreak/>
         <w:t xml:space="preserve">t: Станция A передаёт команду </w:t>
       </w:r>
       <w:r>
@@ -12730,7 +13681,21 @@
         <w:rPr>
           <w:lang w:val="ru-RU"/>
         </w:rPr>
-        <w:t xml:space="preserve"> устанавливает бит P (окно)</w:t>
+        <w:t xml:space="preserve"> устанавливает бит P (</w:t>
+      </w:r>
+      <w:r>
+        <w:rPr>
+          <w:lang w:val="ru-RU"/>
+        </w:rPr>
+        <w:t xml:space="preserve">передается </w:t>
+      </w:r>
+      <w:bookmarkStart w:id="4" w:name="_GoBack"/>
+      <w:bookmarkEnd w:id="4"/>
+      <w:r>
+        <w:rPr>
+          <w:lang w:val="ru-RU"/>
+        </w:rPr>
+        <w:t>окно)</w:t>
       </w:r>
     </w:p>
     <w:p>
@@ -13068,6 +14033,7 @@
         <w:rPr>
           <w:lang w:val="ru-RU"/>
         </w:rPr>
+        <w:lastRenderedPageBreak/>
         <w:t>t+</w:t>
       </w:r>
       <w:r>
@@ -13306,7 +14272,6 @@
         <w:rPr>
           <w:lang w:val="ru-RU"/>
         </w:rPr>
-        <w:lastRenderedPageBreak/>
         <w:br w:type="page"/>
       </w:r>
     </w:p>
@@ -15119,7 +16084,7 @@
 </file>
 
 <file path=customXml/itemProps1.xml><?xml version="1.0" encoding="utf-8"?>
-<ds:datastoreItem xmlns:ds="http://schemas.openxmlformats.org/officeDocument/2006/customXml" ds:itemID="{187B09BD-450A-4491-B113-2D34709D423C}">
+<ds:datastoreItem xmlns:ds="http://schemas.openxmlformats.org/officeDocument/2006/customXml" ds:itemID="{E7DF46BB-07E6-4E99-8EDC-0379F3F6258F}">
   <ds:schemaRefs>
     <ds:schemaRef ds:uri="http://schemas.openxmlformats.org/officeDocument/2006/bibliography"/>
   </ds:schemaRefs>
